--- a/public/gallery/examples/data-analyst/pt-br/resume.docx
+++ b/public/gallery/examples/data-analyst/pt-br/resume.docx
@@ -66,7 +66,7 @@
         </w:rPr>
         <w:t xml:space="preserve">📧 </w:t>
       </w:r>
-      <w:hyperlink w:history="1" r:id="rIdle0rqhzm7oswrz4dz977p">
+      <w:hyperlink w:history="1" r:id="rIddwkfvvd4p5knzuuprqg_-">
         <w:r>
           <w:rPr>
             <w:sz w:val="18"/>
@@ -89,7 +89,7 @@
         </w:rPr>
         <w:t xml:space="preserve">🔗 </w:t>
       </w:r>
-      <w:hyperlink w:history="1" r:id="rIdf_sjbva-k6-v9r7qc4foh">
+      <w:hyperlink w:history="1" r:id="rIdebv08ykrfezl1xukp46_-">
         <w:r>
           <w:rPr>
             <w:sz w:val="18"/>
@@ -124,7 +124,7 @@
         <w:spacing w:after="200" w:line="276"/>
         <w:jc w:val="center"/>
       </w:pPr>
-      <w:hyperlink w:history="1" r:id="rIdpmjafvj8llkj5vjb12dlt">
+      <w:hyperlink w:history="1" r:id="rIdawndbnxxoi3ddkdlo-lwt">
         <w:r>
           <w:rPr>
             <w:sz w:val="18"/>
@@ -140,7 +140,7 @@
         </w:rPr>
         <w:t xml:space="preserve"> • </w:t>
       </w:r>
-      <w:hyperlink w:history="1" r:id="rIdvhjfzqfglmebjj28rwhba">
+      <w:hyperlink w:history="1" r:id="rIdxj1hjhjmzkhihdquoj-zc">
         <w:r>
           <w:rPr>
             <w:sz w:val="18"/>
@@ -304,7 +304,7 @@
         </w:rPr>
         <w:t xml:space="preserve">	</w:t>
       </w:r>
-      <w:hyperlink w:history="1" r:id="rIdohzvgfntxrzrqm-f6i0vb">
+      <w:hyperlink w:history="1" r:id="rIdcqqpjq8vzvt5banwz4mgt">
         <w:r>
           <w:rPr>
             <w:sz w:val="18"/>
@@ -469,7 +469,7 @@
         </w:rPr>
         <w:t xml:space="preserve">	</w:t>
       </w:r>
-      <w:hyperlink w:history="1" r:id="rId-kvlshphvkq_11lzrub7t">
+      <w:hyperlink w:history="1" r:id="rIdpdxiw3obzp8ngolddbsdx">
         <w:r>
           <w:rPr>
             <w:sz w:val="18"/>
@@ -657,7 +657,7 @@
         </w:rPr>
         <w:t xml:space="preserve">	</w:t>
       </w:r>
-      <w:hyperlink w:history="1" r:id="rIdcsssslaegzvyx3tin4eh_">
+      <w:hyperlink w:history="1" r:id="rIdpvfly5nxglhevdjomlwzd">
         <w:r>
           <w:rPr>
             <w:sz w:val="18"/>
@@ -824,7 +824,7 @@
         </w:rPr>
         <w:t xml:space="preserve">	</w:t>
       </w:r>
-      <w:hyperlink w:history="1" r:id="rIdnjsjemy4q-v1vavhzw9_b">
+      <w:hyperlink w:history="1" r:id="rId_spuskn6ozad0zlvkmxmq">
         <w:r>
           <w:rPr>
             <w:sz w:val="18"/>
@@ -1257,7 +1257,7 @@
         </w:rPr>
         <w:t xml:space="preserve">	</w:t>
       </w:r>
-      <w:hyperlink w:history="1" r:id="rIdxpm-kis6bu-6bqs0agaju">
+      <w:hyperlink w:history="1" r:id="rIdpwt9krc348drifgsfxjne">
         <w:r>
           <w:rPr>
             <w:sz w:val="18"/>
@@ -1323,7 +1323,7 @@
         </w:rPr>
         <w:t xml:space="preserve">	</w:t>
       </w:r>
-      <w:hyperlink w:history="1" r:id="rIdwlr81hurh4depshsih1ha">
+      <w:hyperlink w:history="1" r:id="rIdj7wpfzm7tqeavgki-kfro">
         <w:r>
           <w:rPr>
             <w:sz w:val="18"/>
@@ -1408,7 +1408,7 @@
         </w:rPr>
         <w:t xml:space="preserve">	</w:t>
       </w:r>
-      <w:hyperlink w:history="1" r:id="rIdo7r-ndoambe7i-jfjiuq5">
+      <w:hyperlink w:history="1" r:id="rIdyhipfziiyumyp_yj9usfj">
         <w:r>
           <w:rPr>
             <w:sz w:val="18"/>
@@ -1553,7 +1553,7 @@
         </w:rPr>
         <w:t xml:space="preserve">	</w:t>
       </w:r>
-      <w:hyperlink w:history="1" r:id="rIdafltbnuet4ku9ni2yqkef">
+      <w:hyperlink w:history="1" r:id="rId7vnhxfavpo0bp8eoivnjm">
         <w:r>
           <w:rPr>
             <w:sz w:val="18"/>
@@ -1777,7 +1777,7 @@
         </w:rPr>
         <w:t xml:space="preserve">	</w:t>
       </w:r>
-      <w:hyperlink w:history="1" r:id="rId4ei1lvrtksh-ogzjrq9s4">
+      <w:hyperlink w:history="1" r:id="rIdaexqzl-pktdd-k2ebk6ye">
         <w:r>
           <w:rPr>
             <w:sz w:val="18"/>
